--- a/4J_docs_occ/writing/submission/EB_upload/4J_supplementary_material.docx
+++ b/4J_docs_occ/writing/submission/EB_upload/4J_supplementary_material.docx
@@ -7999,7 +7999,7 @@
         <w:t xml:space="preserve"> </w:t>
       </w:r>
       <w:r>
-        <w:t xml:space="preserve">Madrid, 840 cells in 84 buildings did not complete and were not repaired. Three courtyard buildings in</w:t>
+        <w:t xml:space="preserve">Madrid, 170 cells in 17 buildings did not complete and were not repaired. Three courtyard buildings in</w:t>
       </w:r>
       <w:r>
         <w:t xml:space="preserve"> </w:t>
@@ -9006,7 +9006,7 @@
         <w:t xml:space="preserve"> </w:t>
       </w:r>
       <w:r>
-        <w:t xml:space="preserve">it is used (S9). In Madrid, 840 cells in 84 buildings did not complete, and three courtyard buildings in</w:t>
+        <w:t xml:space="preserve">it is used (S9). In Madrid, 170 cells in 17 buildings did not complete, and three courtyard buildings in</w:t>
       </w:r>
       <w:r>
         <w:t xml:space="preserve"> </w:t>
